--- a/docs/research/mvp/final/v03-control-plane/svc-events.docx
+++ b/docs/research/mvp/final/v03-control-plane/svc-events.docx
@@ -10,7 +10,7 @@
         <w:t xml:space="preserve">events backbone (Redis Streams)</w:t>
       </w:r>
     </w:p>
-    <w:bookmarkStart w:id="61" w:name="events-backbone-redis-streams"/>
+    <w:bookmarkStart w:id="73" w:name="events-backbone-redis-streams"/>
     <w:p>
       <w:pPr>
         <w:pStyle w:val="Heading1"/>
@@ -4724,7 +4724,7 @@
     </w:p>
     <w:bookmarkEnd w:id="13"/>
     <w:bookmarkEnd w:id="14"/>
-    <w:bookmarkStart w:id="21" w:name="Xaac21f0b1697b3323fcd9bfaacbcc335206d870"/>
+    <w:bookmarkStart w:id="24" w:name="Xaac21f0b1697b3323fcd9bfaacbcc335206d870"/>
     <w:p>
       <w:pPr>
         <w:pStyle w:val="Heading2"/>
@@ -5577,7 +5577,7 @@
       </w:r>
     </w:p>
     <w:bookmarkEnd w:id="15"/>
-    <w:bookmarkStart w:id="16" w:name="Xdabf3d5294dafb3e9bbfa1266984b9cfced2a53"/>
+    <w:bookmarkStart w:id="19" w:name="Xdabf3d5294dafb3e9bbfa1266984b9cfced2a53"/>
     <w:p>
       <w:pPr>
         <w:pStyle w:val="Heading3"/>
@@ -5591,15 +5591,50 @@
         <w:pStyle w:val="FirstParagraph"/>
       </w:pPr>
       <w:r>
-        <w:rPr>
-          <w:b/>
-          <w:bCs/>
-        </w:rPr>
-        <w:t xml:space="preserve">[MERMAID RENDER FAILED — block #1]</w:t>
+        <w:drawing>
+          <wp:inline>
+            <wp:extent cx="5334000" cy="3449410"/>
+            <wp:effectExtent b="0" l="0" r="0" t="0"/>
+            <wp:docPr descr="diagram" title="" id="17" name="Picture"/>
+            <a:graphic>
+              <a:graphicData uri="http://schemas.openxmlformats.org/drawingml/2006/picture">
+                <pic:pic>
+                  <pic:nvPicPr>
+                    <pic:cNvPr descr="/tmp/.private/milosvasic/tmp.AvGq7Fx0QL/img/diagram_001_d92864701dd9.png" id="18" name="Picture"/>
+                    <pic:cNvPicPr>
+                      <a:picLocks noChangeArrowheads="1" noChangeAspect="1"/>
+                    </pic:cNvPicPr>
+                  </pic:nvPicPr>
+                  <pic:blipFill>
+                    <a:blip r:embed="rId16"/>
+                    <a:stretch>
+                      <a:fillRect/>
+                    </a:stretch>
+                  </pic:blipFill>
+                  <pic:spPr bwMode="auto">
+                    <a:xfrm>
+                      <a:off x="0" y="0"/>
+                      <a:ext cx="5334000" cy="3449410"/>
+                    </a:xfrm>
+                    <a:prstGeom prst="rect">
+                      <a:avLst/>
+                    </a:prstGeom>
+                    <a:noFill/>
+                    <a:ln w="9525">
+                      <a:noFill/>
+                      <a:headEnd/>
+                      <a:tailEnd/>
+                    </a:ln>
+                  </pic:spPr>
+                </pic:pic>
+              </a:graphicData>
+            </a:graphic>
+          </wp:inline>
+        </w:drawing>
       </w:r>
     </w:p>
-    <w:bookmarkEnd w:id="16"/>
-    <w:bookmarkStart w:id="17" w:name="Xfe3da6b485feca8de7e470d757c7c1d5f96d49d"/>
+    <w:bookmarkEnd w:id="19"/>
+    <w:bookmarkStart w:id="20" w:name="Xfe3da6b485feca8de7e470d757c7c1d5f96d49d"/>
     <w:p>
       <w:pPr>
         <w:pStyle w:val="Heading3"/>
@@ -6585,8 +6620,8 @@
         <w:t xml:space="preserve">}</w:t>
       </w:r>
     </w:p>
-    <w:bookmarkEnd w:id="17"/>
-    <w:bookmarkStart w:id="18" w:name="Xc1a88a6a39dc76fc425e2a3a2c84ba847d358d1"/>
+    <w:bookmarkEnd w:id="20"/>
+    <w:bookmarkStart w:id="21" w:name="Xc1a88a6a39dc76fc425e2a3a2c84ba847d358d1"/>
     <w:p>
       <w:pPr>
         <w:pStyle w:val="Heading3"/>
@@ -8339,8 +8374,8 @@
         <w:t xml:space="preserve">}</w:t>
       </w:r>
     </w:p>
-    <w:bookmarkEnd w:id="18"/>
-    <w:bookmarkStart w:id="19" w:name="X59fd8e01f88a369a21141f91ef7f3a5fa68de90"/>
+    <w:bookmarkEnd w:id="21"/>
+    <w:bookmarkStart w:id="22" w:name="X59fd8e01f88a369a21141f91ef7f3a5fa68de90"/>
     <w:p>
       <w:pPr>
         <w:pStyle w:val="Heading3"/>
@@ -10246,8 +10281,8 @@
         <w:t xml:space="preserve">}</w:t>
       </w:r>
     </w:p>
-    <w:bookmarkEnd w:id="19"/>
-    <w:bookmarkStart w:id="20" w:name="Xd61499276bdb66d98551d34e70725ae629577fc"/>
+    <w:bookmarkEnd w:id="22"/>
+    <w:bookmarkStart w:id="23" w:name="Xd61499276bdb66d98551d34e70725ae629577fc"/>
     <w:p>
       <w:pPr>
         <w:pStyle w:val="Heading3"/>
@@ -10424,9 +10459,9 @@
         </w:pict>
       </w:r>
     </w:p>
-    <w:bookmarkEnd w:id="20"/>
-    <w:bookmarkEnd w:id="21"/>
-    <w:bookmarkStart w:id="24" w:name="X79dd9255ac437c11b82aac6516f216c0472a7f6"/>
+    <w:bookmarkEnd w:id="23"/>
+    <w:bookmarkEnd w:id="24"/>
+    <w:bookmarkStart w:id="27" w:name="X79dd9255ac437c11b82aac6516f216c0472a7f6"/>
     <w:p>
       <w:pPr>
         <w:pStyle w:val="Heading2"/>
@@ -10435,7 +10470,7 @@
         <w:t xml:space="preserve">4. Redis Streams implementation</w:t>
       </w:r>
     </w:p>
-    <w:bookmarkStart w:id="22" w:name="Xcae9b0601efd84d12c381aa74db99703586de35"/>
+    <w:bookmarkStart w:id="25" w:name="Xcae9b0601efd84d12c381aa74db99703586de35"/>
     <w:p>
       <w:pPr>
         <w:pStyle w:val="Heading3"/>
@@ -11866,8 +11901,8 @@
         <w:t xml:space="preserve">}</w:t>
       </w:r>
     </w:p>
-    <w:bookmarkEnd w:id="22"/>
-    <w:bookmarkStart w:id="23" w:name="X13703712081cfeb92efcaa4c49cbe029288405f"/>
+    <w:bookmarkEnd w:id="25"/>
+    <w:bookmarkStart w:id="26" w:name="X13703712081cfeb92efcaa4c49cbe029288405f"/>
     <w:p>
       <w:pPr>
         <w:pStyle w:val="Heading3"/>
@@ -13466,9 +13501,9 @@
         </w:pict>
       </w:r>
     </w:p>
-    <w:bookmarkEnd w:id="23"/>
-    <w:bookmarkEnd w:id="24"/>
-    <w:bookmarkStart w:id="28" w:name="Xd2d5b769e40a51841bfb2f1804910a2accf9a35"/>
+    <w:bookmarkEnd w:id="26"/>
+    <w:bookmarkEnd w:id="27"/>
+    <w:bookmarkStart w:id="31" w:name="Xd2d5b769e40a51841bfb2f1804910a2accf9a35"/>
     <w:p>
       <w:pPr>
         <w:pStyle w:val="Heading2"/>
@@ -13477,7 +13512,7 @@
         <w:t xml:space="preserve">5. Publish side — transactional outbox guarantee</w:t>
       </w:r>
     </w:p>
-    <w:bookmarkStart w:id="25" w:name="Xe214cda87c2a4f5292e4a41a3ec95bec43f3320"/>
+    <w:bookmarkStart w:id="28" w:name="Xe214cda87c2a4f5292e4a41a3ec95bec43f3320"/>
     <w:p>
       <w:pPr>
         <w:pStyle w:val="Heading3"/>
@@ -13720,8 +13755,8 @@
         <w:t xml:space="preserve">without distributed transactions [research-go_cp §7 async-path; SYNTHESIS §3].</w:t>
       </w:r>
     </w:p>
-    <w:bookmarkEnd w:id="25"/>
-    <w:bookmarkStart w:id="26" w:name="Xacfed3f4542d971d43f4700d385924804e562e1"/>
+    <w:bookmarkEnd w:id="28"/>
+    <w:bookmarkStart w:id="29" w:name="Xacfed3f4542d971d43f4700d385924804e562e1"/>
     <w:p>
       <w:pPr>
         <w:pStyle w:val="Heading3"/>
@@ -18402,8 +18437,8 @@
         <w:t xml:space="preserve">}</w:t>
       </w:r>
     </w:p>
-    <w:bookmarkEnd w:id="26"/>
-    <w:bookmarkStart w:id="27" w:name="Xed5bd668656996ab930bc145201f9330a259a2f"/>
+    <w:bookmarkEnd w:id="29"/>
+    <w:bookmarkStart w:id="30" w:name="Xed5bd668656996ab930bc145201f9330a259a2f"/>
     <w:p>
       <w:pPr>
         <w:pStyle w:val="Heading3"/>
@@ -18481,9 +18516,9 @@
         </w:pict>
       </w:r>
     </w:p>
-    <w:bookmarkEnd w:id="27"/>
-    <w:bookmarkEnd w:id="28"/>
-    <w:bookmarkStart w:id="35" w:name="X5b41a585b4fed88cc0fe7569467affd049b6efc"/>
+    <w:bookmarkEnd w:id="30"/>
+    <w:bookmarkEnd w:id="31"/>
+    <w:bookmarkStart w:id="41" w:name="X5b41a585b4fed88cc0fe7569467affd049b6efc"/>
     <w:p>
       <w:pPr>
         <w:pStyle w:val="Heading2"/>
@@ -18492,7 +18527,7 @@
         <w:t xml:space="preserve">6. Consume side — at-least-once, idempotent, dead-letter</w:t>
       </w:r>
     </w:p>
-    <w:bookmarkStart w:id="29" w:name="X06750d66369015aa61f43e777607ec8970af2bb"/>
+    <w:bookmarkStart w:id="32" w:name="X06750d66369015aa61f43e777607ec8970af2bb"/>
     <w:p>
       <w:pPr>
         <w:pStyle w:val="Heading3"/>
@@ -21734,8 +21769,8 @@
         <w:t xml:space="preserve">}</w:t>
       </w:r>
     </w:p>
-    <w:bookmarkEnd w:id="29"/>
-    <w:bookmarkStart w:id="30" w:name="Xdc942228348b71076298fad90186288e6395c3d"/>
+    <w:bookmarkEnd w:id="32"/>
+    <w:bookmarkStart w:id="33" w:name="Xdc942228348b71076298fad90186288e6395c3d"/>
     <w:p>
       <w:pPr>
         <w:pStyle w:val="Heading3"/>
@@ -23810,8 +23845,8 @@
         <w:t xml:space="preserve">) rather than wall-clock for the topology-changing events.</w:t>
       </w:r>
     </w:p>
-    <w:bookmarkEnd w:id="30"/>
-    <w:bookmarkStart w:id="31" w:name="X79a084181ded584a7c421a164fd5607c5b8829b"/>
+    <w:bookmarkEnd w:id="33"/>
+    <w:bookmarkStart w:id="37" w:name="X79a084181ded584a7c421a164fd5607c5b8829b"/>
     <w:p>
       <w:pPr>
         <w:pStyle w:val="Heading3"/>
@@ -23825,15 +23860,50 @@
         <w:pStyle w:val="FirstParagraph"/>
       </w:pPr>
       <w:r>
-        <w:rPr>
-          <w:b/>
-          <w:bCs/>
-        </w:rPr>
-        <w:t xml:space="preserve">[MERMAID RENDER FAILED — block #2]</w:t>
+        <w:drawing>
+          <wp:inline>
+            <wp:extent cx="5334000" cy="6516278"/>
+            <wp:effectExtent b="0" l="0" r="0" t="0"/>
+            <wp:docPr descr="diagram" title="" id="35" name="Picture"/>
+            <a:graphic>
+              <a:graphicData uri="http://schemas.openxmlformats.org/drawingml/2006/picture">
+                <pic:pic>
+                  <pic:nvPicPr>
+                    <pic:cNvPr descr="/tmp/.private/milosvasic/tmp.AvGq7Fx0QL/img/diagram_002_00cd54e583ff.png" id="36" name="Picture"/>
+                    <pic:cNvPicPr>
+                      <a:picLocks noChangeArrowheads="1" noChangeAspect="1"/>
+                    </pic:cNvPicPr>
+                  </pic:nvPicPr>
+                  <pic:blipFill>
+                    <a:blip r:embed="rId34"/>
+                    <a:stretch>
+                      <a:fillRect/>
+                    </a:stretch>
+                  </pic:blipFill>
+                  <pic:spPr bwMode="auto">
+                    <a:xfrm>
+                      <a:off x="0" y="0"/>
+                      <a:ext cx="5334000" cy="6516278"/>
+                    </a:xfrm>
+                    <a:prstGeom prst="rect">
+                      <a:avLst/>
+                    </a:prstGeom>
+                    <a:noFill/>
+                    <a:ln w="9525">
+                      <a:noFill/>
+                      <a:headEnd/>
+                      <a:tailEnd/>
+                    </a:ln>
+                  </pic:spPr>
+                </pic:pic>
+              </a:graphicData>
+            </a:graphic>
+          </wp:inline>
+        </w:drawing>
       </w:r>
     </w:p>
-    <w:bookmarkEnd w:id="31"/>
-    <w:bookmarkStart w:id="32" w:name="Xd43f8fe87774571b5412ef0e703af261667d58c"/>
+    <w:bookmarkEnd w:id="37"/>
+    <w:bookmarkStart w:id="38" w:name="Xd43f8fe87774571b5412ef0e703af261667d58c"/>
     <w:p>
       <w:pPr>
         <w:pStyle w:val="Heading3"/>
@@ -25602,8 +25672,8 @@
         <w:t xml:space="preserve">it does not pin 8.4; §10.4 lists the one-line swap if the deployment can guarantee ≥ 8.4.</w:t>
       </w:r>
     </w:p>
-    <w:bookmarkEnd w:id="32"/>
-    <w:bookmarkStart w:id="33" w:name="Xd5f0176c73f6f74f2b01a7562dc84301a820930"/>
+    <w:bookmarkEnd w:id="38"/>
+    <w:bookmarkStart w:id="39" w:name="Xd5f0176c73f6f74f2b01a7562dc84301a820930"/>
     <w:p>
       <w:pPr>
         <w:pStyle w:val="Heading3"/>
@@ -27204,8 +27274,8 @@
         <w:t xml:space="preserve">primary stream after the operator fixes the cause — closing the §11.4.147 no-work-loss loop.</w:t>
       </w:r>
     </w:p>
-    <w:bookmarkEnd w:id="33"/>
-    <w:bookmarkStart w:id="34" w:name="X1013c66759ce13ca1e9126e73fb12a54642858d"/>
+    <w:bookmarkEnd w:id="39"/>
+    <w:bookmarkStart w:id="40" w:name="X1013c66759ce13ca1e9126e73fb12a54642858d"/>
     <w:p>
       <w:pPr>
         <w:pStyle w:val="Heading3"/>
@@ -27337,9 +27407,9 @@
         </w:pict>
       </w:r>
     </w:p>
-    <w:bookmarkEnd w:id="34"/>
-    <w:bookmarkEnd w:id="35"/>
-    <w:bookmarkStart w:id="40" w:name="X948de7725d6a0443619cac699d249ce6ec18d44"/>
+    <w:bookmarkEnd w:id="40"/>
+    <w:bookmarkEnd w:id="41"/>
+    <w:bookmarkStart w:id="52" w:name="X948de7725d6a0443619cac699d249ce6ec18d44"/>
     <w:p>
       <w:pPr>
         <w:pStyle w:val="Heading2"/>
@@ -27348,7 +27418,7 @@
         <w:t xml:space="preserve">7. End-to-end reconciliation through the bus (the &lt; 1 s promise)</w:t>
       </w:r>
     </w:p>
-    <w:bookmarkStart w:id="36" w:name="X02f4f6a131f9a72d5abed1036feb58ed5c21cea"/>
+    <w:bookmarkStart w:id="45" w:name="X02f4f6a131f9a72d5abed1036feb58ed5c21cea"/>
     <w:p>
       <w:pPr>
         <w:pStyle w:val="Heading3"/>
@@ -27362,15 +27432,50 @@
         <w:pStyle w:val="FirstParagraph"/>
       </w:pPr>
       <w:r>
-        <w:rPr>
-          <w:b/>
-          <w:bCs/>
-        </w:rPr>
-        <w:t xml:space="preserve">[MERMAID RENDER FAILED — block #3]</w:t>
+        <w:drawing>
+          <wp:inline>
+            <wp:extent cx="5334000" cy="1666875"/>
+            <wp:effectExtent b="0" l="0" r="0" t="0"/>
+            <wp:docPr descr="diagram" title="" id="43" name="Picture"/>
+            <a:graphic>
+              <a:graphicData uri="http://schemas.openxmlformats.org/drawingml/2006/picture">
+                <pic:pic>
+                  <pic:nvPicPr>
+                    <pic:cNvPr descr="/tmp/.private/milosvasic/tmp.AvGq7Fx0QL/img/diagram_003_bf4e0fa3b2df.png" id="44" name="Picture"/>
+                    <pic:cNvPicPr>
+                      <a:picLocks noChangeArrowheads="1" noChangeAspect="1"/>
+                    </pic:cNvPicPr>
+                  </pic:nvPicPr>
+                  <pic:blipFill>
+                    <a:blip r:embed="rId42"/>
+                    <a:stretch>
+                      <a:fillRect/>
+                    </a:stretch>
+                  </pic:blipFill>
+                  <pic:spPr bwMode="auto">
+                    <a:xfrm>
+                      <a:off x="0" y="0"/>
+                      <a:ext cx="5334000" cy="1666875"/>
+                    </a:xfrm>
+                    <a:prstGeom prst="rect">
+                      <a:avLst/>
+                    </a:prstGeom>
+                    <a:noFill/>
+                    <a:ln w="9525">
+                      <a:noFill/>
+                      <a:headEnd/>
+                      <a:tailEnd/>
+                    </a:ln>
+                  </pic:spPr>
+                </pic:pic>
+              </a:graphicData>
+            </a:graphic>
+          </wp:inline>
+        </w:drawing>
       </w:r>
     </w:p>
-    <w:bookmarkEnd w:id="36"/>
-    <w:bookmarkStart w:id="37" w:name="X1491ab838263585779caa3ff55c52285f18857a"/>
+    <w:bookmarkEnd w:id="45"/>
+    <w:bookmarkStart w:id="46" w:name="X1491ab838263585779caa3ff55c52285f18857a"/>
     <w:p>
       <w:pPr>
         <w:pStyle w:val="Heading3"/>
@@ -27757,8 +27862,8 @@
         <w:t xml:space="preserve">inside the 1 s SLO, leaving headroom for the coordinator's recompute and the edge apply.</w:t>
       </w:r>
     </w:p>
-    <w:bookmarkEnd w:id="37"/>
-    <w:bookmarkStart w:id="38" w:name="Xa2f8631bcc673309deb79b353f2e30410be651c"/>
+    <w:bookmarkEnd w:id="46"/>
+    <w:bookmarkStart w:id="47" w:name="Xa2f8631bcc673309deb79b353f2e30410be651c"/>
     <w:p>
       <w:pPr>
         <w:pStyle w:val="Heading3"/>
@@ -27860,8 +27965,8 @@
         <w:t xml:space="preserve">coordinator crash re-enforces rather than errors.</w:t>
       </w:r>
     </w:p>
-    <w:bookmarkEnd w:id="38"/>
-    <w:bookmarkStart w:id="39" w:name="Xef103470b14cfc46be92b35bbe97955da677540"/>
+    <w:bookmarkEnd w:id="47"/>
+    <w:bookmarkStart w:id="51" w:name="Xef103470b14cfc46be92b35bbe97955da677540"/>
     <w:p>
       <w:pPr>
         <w:pStyle w:val="Heading3"/>
@@ -27875,11 +27980,46 @@
         <w:pStyle w:val="FirstParagraph"/>
       </w:pPr>
       <w:r>
-        <w:rPr>
-          <w:b/>
-          <w:bCs/>
-        </w:rPr>
-        <w:t xml:space="preserve">[MERMAID RENDER FAILED — block #4]</w:t>
+        <w:drawing>
+          <wp:inline>
+            <wp:extent cx="5334000" cy="8092023"/>
+            <wp:effectExtent b="0" l="0" r="0" t="0"/>
+            <wp:docPr descr="diagram" title="" id="49" name="Picture"/>
+            <a:graphic>
+              <a:graphicData uri="http://schemas.openxmlformats.org/drawingml/2006/picture">
+                <pic:pic>
+                  <pic:nvPicPr>
+                    <pic:cNvPr descr="/tmp/.private/milosvasic/tmp.AvGq7Fx0QL/img/diagram_004_cf4b1fcfd73f.png" id="50" name="Picture"/>
+                    <pic:cNvPicPr>
+                      <a:picLocks noChangeArrowheads="1" noChangeAspect="1"/>
+                    </pic:cNvPicPr>
+                  </pic:nvPicPr>
+                  <pic:blipFill>
+                    <a:blip r:embed="rId48"/>
+                    <a:stretch>
+                      <a:fillRect/>
+                    </a:stretch>
+                  </pic:blipFill>
+                  <pic:spPr bwMode="auto">
+                    <a:xfrm>
+                      <a:off x="0" y="0"/>
+                      <a:ext cx="5334000" cy="8092023"/>
+                    </a:xfrm>
+                    <a:prstGeom prst="rect">
+                      <a:avLst/>
+                    </a:prstGeom>
+                    <a:noFill/>
+                    <a:ln w="9525">
+                      <a:noFill/>
+                      <a:headEnd/>
+                      <a:tailEnd/>
+                    </a:ln>
+                  </pic:spPr>
+                </pic:pic>
+              </a:graphicData>
+            </a:graphic>
+          </wp:inline>
+        </w:drawing>
       </w:r>
     </w:p>
     <w:p>
@@ -27983,9 +28123,9 @@
         </w:pict>
       </w:r>
     </w:p>
-    <w:bookmarkEnd w:id="39"/>
-    <w:bookmarkEnd w:id="40"/>
-    <w:bookmarkStart w:id="46" w:name="X5672ec9075358d93395f8a1f7d6d7df10f1afae"/>
+    <w:bookmarkEnd w:id="51"/>
+    <w:bookmarkEnd w:id="52"/>
+    <w:bookmarkStart w:id="58" w:name="X5672ec9075358d93395f8a1f7d6d7df10f1afae"/>
     <w:p>
       <w:pPr>
         <w:pStyle w:val="Heading2"/>
@@ -27994,7 +28134,7 @@
         <w:t xml:space="preserve">8. SLO, metrics, and operational thresholds</w:t>
       </w:r>
     </w:p>
-    <w:bookmarkStart w:id="41" w:name="X1855fb8fa463176521a1a1bca05be87a983e4d4"/>
+    <w:bookmarkStart w:id="53" w:name="X1855fb8fa463176521a1a1bca05be87a983e4d4"/>
     <w:p>
       <w:pPr>
         <w:pStyle w:val="Heading3"/>
@@ -28324,8 +28464,8 @@
         </w:tc>
       </w:tr>
     </w:tbl>
-    <w:bookmarkEnd w:id="41"/>
-    <w:bookmarkStart w:id="42" w:name="X0ab3dd33b5dbb187bb345be6729e62ec31df3f9"/>
+    <w:bookmarkEnd w:id="53"/>
+    <w:bookmarkStart w:id="54" w:name="X0ab3dd33b5dbb187bb345be6729e62ec31df3f9"/>
     <w:p>
       <w:pPr>
         <w:pStyle w:val="Heading3"/>
@@ -28783,8 +28923,8 @@
         <w:t xml:space="preserve">}</w:t>
       </w:r>
     </w:p>
-    <w:bookmarkEnd w:id="42"/>
-    <w:bookmarkStart w:id="43" w:name="X231c71a293d0353b3840b2040b624b25ceea82f"/>
+    <w:bookmarkEnd w:id="54"/>
+    <w:bookmarkStart w:id="55" w:name="X231c71a293d0353b3840b2040b624b25ceea82f"/>
     <w:p>
       <w:pPr>
         <w:pStyle w:val="Heading3"/>
@@ -28868,8 +29008,8 @@
         <w:t xml:space="preserve">readiness check.</w:t>
       </w:r>
     </w:p>
-    <w:bookmarkEnd w:id="43"/>
-    <w:bookmarkStart w:id="44" w:name="X13c0b25a1dbb12880c203465616824bc1a6ef26"/>
+    <w:bookmarkEnd w:id="55"/>
+    <w:bookmarkStart w:id="56" w:name="X13c0b25a1dbb12880c203465616824bc1a6ef26"/>
     <w:p>
       <w:pPr>
         <w:pStyle w:val="Heading3"/>
@@ -29172,8 +29312,8 @@
         </w:tc>
       </w:tr>
     </w:tbl>
-    <w:bookmarkEnd w:id="44"/>
-    <w:bookmarkStart w:id="45" w:name="Xac24d88c0af223fda00c03bcd1c0d630de6fd64"/>
+    <w:bookmarkEnd w:id="56"/>
+    <w:bookmarkStart w:id="57" w:name="Xac24d88c0af223fda00c03bcd1c0d630de6fd64"/>
     <w:p>
       <w:pPr>
         <w:pStyle w:val="Heading3"/>
@@ -29290,9 +29430,9 @@
         </w:pict>
       </w:r>
     </w:p>
-    <w:bookmarkEnd w:id="45"/>
-    <w:bookmarkEnd w:id="46"/>
-    <w:bookmarkStart w:id="52" w:name="Xb6bce0f2034c3d934f1fc56fbdac226e49eb977"/>
+    <w:bookmarkEnd w:id="57"/>
+    <w:bookmarkEnd w:id="58"/>
+    <w:bookmarkStart w:id="64" w:name="Xb6bce0f2034c3d934f1fc56fbdac226e49eb977"/>
     <w:p>
       <w:pPr>
         <w:pStyle w:val="Heading2"/>
@@ -29376,7 +29516,7 @@
         <w:t xml:space="preserve">.</w:t>
       </w:r>
     </w:p>
-    <w:bookmarkStart w:id="47" w:name="X36cf3c95d6c742f98ffd534bf177add465ac37e"/>
+    <w:bookmarkStart w:id="59" w:name="X36cf3c95d6c742f98ffd534bf177add465ac37e"/>
     <w:p>
       <w:pPr>
         <w:pStyle w:val="Heading3"/>
@@ -29718,8 +29858,8 @@
         <w:t xml:space="preserve">after first.</w:t>
       </w:r>
     </w:p>
-    <w:bookmarkEnd w:id="47"/>
-    <w:bookmarkStart w:id="48" w:name="X76d8acf8d55339646050d6794cebe7ba5930510"/>
+    <w:bookmarkEnd w:id="59"/>
+    <w:bookmarkStart w:id="60" w:name="X76d8acf8d55339646050d6794cebe7ba5930510"/>
     <w:p>
       <w:pPr>
         <w:pStyle w:val="Heading3"/>
@@ -30026,8 +30166,8 @@
         <w:t xml:space="preserve">serves a correct snapshot with zero durable loss.</w:t>
       </w:r>
     </w:p>
-    <w:bookmarkEnd w:id="48"/>
-    <w:bookmarkStart w:id="49" w:name="X87431801d9bb02751b32fa32fd051bb6990c405"/>
+    <w:bookmarkEnd w:id="60"/>
+    <w:bookmarkStart w:id="61" w:name="X87431801d9bb02751b32fa32fd051bb6990c405"/>
     <w:p>
       <w:pPr>
         <w:pStyle w:val="Heading3"/>
@@ -30158,8 +30298,8 @@
         <w:t xml:space="preserve">→ edge WG-peer-removed timer &lt; 1 s.</w:t>
       </w:r>
     </w:p>
-    <w:bookmarkEnd w:id="49"/>
-    <w:bookmarkStart w:id="50" w:name="X8fde85b36d2ba0afdbcddab269c324d5ddb1478"/>
+    <w:bookmarkEnd w:id="61"/>
+    <w:bookmarkStart w:id="62" w:name="X8fde85b36d2ba0afdbcddab269c324d5ddb1478"/>
     <w:p>
       <w:pPr>
         <w:pStyle w:val="Heading3"/>
@@ -30332,8 +30472,8 @@
         <w:t xml:space="preserve">signature (§11.4.108) proving the bus carries no traffic data — C3 is live, not promised.</w:t>
       </w:r>
     </w:p>
-    <w:bookmarkEnd w:id="50"/>
-    <w:bookmarkStart w:id="51" w:name="X432854bfb6f82ca5eef4f4245f2a1f963bc430f"/>
+    <w:bookmarkEnd w:id="62"/>
+    <w:bookmarkStart w:id="63" w:name="X432854bfb6f82ca5eef4f4245f2a1f963bc430f"/>
     <w:p>
       <w:pPr>
         <w:pStyle w:val="Heading3"/>
@@ -30515,9 +30655,9 @@
         </w:pict>
       </w:r>
     </w:p>
-    <w:bookmarkEnd w:id="51"/>
-    <w:bookmarkEnd w:id="52"/>
-    <w:bookmarkStart w:id="57" w:name="Xa5adc45fbab7de2c5dfe4c7962e4e356dfa4595"/>
+    <w:bookmarkEnd w:id="63"/>
+    <w:bookmarkEnd w:id="64"/>
+    <w:bookmarkStart w:id="69" w:name="Xa5adc45fbab7de2c5dfe4c7962e4e356dfa4595"/>
     <w:p>
       <w:pPr>
         <w:pStyle w:val="Heading2"/>
@@ -30526,7 +30666,7 @@
         <w:t xml:space="preserve">10. Phase-2 NATS-JetStream swap (the bus-agnostic seam, D3)</w:t>
       </w:r>
     </w:p>
-    <w:bookmarkStart w:id="53" w:name="Xd68552443c9e15d8beefaf927de8a58a5989f3e"/>
+    <w:bookmarkStart w:id="65" w:name="Xd68552443c9e15d8beefaf927de8a58a5989f3e"/>
     <w:p>
       <w:pPr>
         <w:pStyle w:val="Heading3"/>
@@ -31095,8 +31235,8 @@
         </w:tc>
       </w:tr>
     </w:tbl>
-    <w:bookmarkEnd w:id="53"/>
-    <w:bookmarkStart w:id="54" w:name="X0ee7f3240b3ef84ebd45ac86cacb6a9d9023917"/>
+    <w:bookmarkEnd w:id="65"/>
+    <w:bookmarkStart w:id="66" w:name="X0ee7f3240b3ef84ebd45ac86cacb6a9d9023917"/>
     <w:p>
       <w:pPr>
         <w:pStyle w:val="Heading3"/>
@@ -31244,8 +31384,8 @@
         <w:t xml:space="preserve">to the transport axis).</w:t>
       </w:r>
     </w:p>
-    <w:bookmarkEnd w:id="54"/>
-    <w:bookmarkStart w:id="55" w:name="X1ca5dc210aad572ee3216f4367fa87c797a5a06"/>
+    <w:bookmarkEnd w:id="66"/>
+    <w:bookmarkStart w:id="67" w:name="X1ca5dc210aad572ee3216f4367fa87c797a5a06"/>
     <w:p>
       <w:pPr>
         <w:pStyle w:val="Heading3"/>
@@ -31334,8 +31474,8 @@
         <w:t xml:space="preserve">already scopes routing.</w:t>
       </w:r>
     </w:p>
-    <w:bookmarkEnd w:id="55"/>
-    <w:bookmarkStart w:id="56" w:name="X607557ba5aef654670e8fd956a84c090bc360a3"/>
+    <w:bookmarkEnd w:id="67"/>
+    <w:bookmarkStart w:id="68" w:name="X607557ba5aef654670e8fd956a84c090bc360a3"/>
     <w:p>
       <w:pPr>
         <w:pStyle w:val="Heading3"/>
@@ -31410,9 +31550,9 @@
         </w:pict>
       </w:r>
     </w:p>
-    <w:bookmarkEnd w:id="56"/>
-    <w:bookmarkEnd w:id="57"/>
-    <w:bookmarkStart w:id="58" w:name="Xf15d44c761af9bb7d12f5534b92eba6c8db61fc"/>
+    <w:bookmarkEnd w:id="68"/>
+    <w:bookmarkEnd w:id="69"/>
+    <w:bookmarkStart w:id="70" w:name="Xf15d44c761af9bb7d12f5534b92eba6c8db61fc"/>
     <w:p>
       <w:pPr>
         <w:pStyle w:val="Heading2"/>
@@ -32256,8 +32396,8 @@
         </w:pict>
       </w:r>
     </w:p>
-    <w:bookmarkEnd w:id="58"/>
-    <w:bookmarkStart w:id="59" w:name="X9b68943b8de639816a4ac534a3988c4dc92b888"/>
+    <w:bookmarkEnd w:id="70"/>
+    <w:bookmarkStart w:id="71" w:name="X9b68943b8de639816a4ac534a3988c4dc92b888"/>
     <w:p>
       <w:pPr>
         <w:pStyle w:val="Heading2"/>
@@ -32997,8 +33137,8 @@
         </w:pict>
       </w:r>
     </w:p>
-    <w:bookmarkEnd w:id="59"/>
-    <w:bookmarkStart w:id="60" w:name="X4ed4606ceb04d866200b84b5bfb2b2938273154"/>
+    <w:bookmarkEnd w:id="71"/>
+    <w:bookmarkStart w:id="72" w:name="X4ed4606ceb04d866200b84b5bfb2b2938273154"/>
     <w:p>
       <w:pPr>
         <w:pStyle w:val="Heading2"/>
@@ -33129,8 +33269,8 @@
         <w:t xml:space="preserve">§8/§9 (ecosystem + constitution bindings).</w:t>
       </w:r>
     </w:p>
-    <w:bookmarkEnd w:id="60"/>
-    <w:bookmarkEnd w:id="61"/>
+    <w:bookmarkEnd w:id="72"/>
+    <w:bookmarkEnd w:id="73"/>
     <w:sectPr>
       <w:footnotePr>
         <w:numRestart w:val="eachSect"/>
